--- a/downloads/documents/04 Units/Unit 04 - Environmental Design and Management - Spaces We Live In/Lesson 04.10 - Reading and Drawing a Floor Plan to Scale and Design Vocabulary Check.docx
+++ b/downloads/documents/04 Units/Unit 04 - Environmental Design and Management - Spaces We Live In/Lesson 04.10 - Reading and Drawing a Floor Plan to Scale and Design Vocabulary Check.docx
@@ -415,7 +415,7 @@
         <w:t xml:space="preserve"> </w:t>
       </w:r>
       <w:r>
-        <w:t xml:space="preserve">for Turkish, Portuguese, and Spanish.</w:t>
+        <w:t xml:space="preserve">for Spanish.</w:t>
       </w:r>
     </w:p>
     <w:p>
@@ -1852,7 +1852,7 @@
         <w:pStyle w:val="Compact"/>
       </w:pPr>
       <w:r>
-        <w:t xml:space="preserve">ELL: the symbol legend is eleven pictures with one or two words each, which means a student can do Part 1 without reading a sentence; the handout margin carries scale, wall, door, window, closet, stairs, path, and zone in Turkish, Portuguese, and Spanish (from</w:t>
+        <w:t xml:space="preserve">ELL: the symbol legend is eleven pictures with one or two words each, which means a student can do Part 1 without reading a sentence; the handout margin carries scale, wall, door, window, closet, stairs, path, and zone in Spanish (from</w:t>
       </w:r>
       <w:r>
         <w:t xml:space="preserve"> </w:t>
